--- a/sorular/Kim12_tema-2-unite-sonu-sorulari.docx
+++ b/sorular/Kim12_tema-2-unite-sonu-sorulari.docx
@@ -950,7 +950,7 @@
           <w:color w:val="FF0000"/>
           <w:lang w:val="tr-TR"/>
         </w:rPr>
-        <w:t xml:space="preserve">Cevap: Sistematik adı propanondur (propan-2-on); karbonil grubu iki karbon atomu arasında bulunduğu için keton sınıfındadır. CH</w:t>
+        <w:t xml:space="preserve">Cevap: Sistematik adı propanondur; karbonil grubu iki karbon atomu arasında bulunduğu için keton sınıfındadır. CH</w:t>
       </w:r>
       <w:r>
         <w:rPr>

--- a/sorular/Kim12_tema-2-unite-sonu-sorulari.docx
+++ b/sorular/Kim12_tema-2-unite-sonu-sorulari.docx
@@ -143,7 +143,7 @@
                 <w:rFonts w:ascii="Times New Roman" w:hAnsi="Times New Roman" w:cs="Times New Roman"/>
                 <w:lang w:val="tr-TR"/>
               </w:rPr>
-              <w:t xml:space="preserve">GÖRSEL ALANI</w:t>
+              <w:t xml:space="preserve">GÖRSEL ALANI (Shutterstock)</w:t>
             </w:r>
           </w:p>
           <w:p>
@@ -175,23 +175,7 @@
                 <w:rFonts w:ascii="Times New Roman" w:hAnsi="Times New Roman" w:cs="Times New Roman"/>
                 <w:lang w:val="tr-TR"/>
               </w:rPr>
-              <w:t xml:space="preserve">Shutterstock arama: “oxyacetylene cutting torch steel sparks”</w:t>
-            </w:r>
-          </w:p>
-          <w:p>
-            <w:pPr>
-              <w:jc w:val="both"/>
-              <w:rPr>
-                <w:rFonts w:ascii="Times New Roman" w:hAnsi="Times New Roman" w:cs="Times New Roman"/>
-                <w:lang w:val="tr-TR"/>
-              </w:rPr>
-            </w:pPr>
-            <w:r>
-              <w:rPr>
-                <w:rFonts w:ascii="Times New Roman" w:hAnsi="Times New Roman" w:cs="Times New Roman"/>
-                <w:lang w:val="tr-TR"/>
-              </w:rPr>
-              <w:t xml:space="preserve">Shutter ID: ……………</w:t>
+              <w:t xml:space="preserve">Shutter ID: 2376690545 (fotoğraf) — Welder using an oxy-acetylene cutting torch</w:t>
             </w:r>
           </w:p>
         </w:tc>

--- a/sorular/Kim12_tema-2-unite-sonu-sorulari.docx
+++ b/sorular/Kim12_tema-2-unite-sonu-sorulari.docx
@@ -6500,7 +6500,7 @@
                 <w:rFonts w:ascii="Times New Roman" w:hAnsi="Times New Roman" w:cs="Times New Roman"/>
                 <w:lang w:val="tr-TR"/>
               </w:rPr>
-              <w:t xml:space="preserve">a) Molekül formülü</w:t>
+              <w:t xml:space="preserve">a. Molekül formülü</w:t>
             </w:r>
           </w:p>
         </w:tc>
@@ -6546,7 +6546,7 @@
                 <w:rFonts w:ascii="Times New Roman" w:hAnsi="Times New Roman" w:cs="Times New Roman"/>
                 <w:lang w:val="tr-TR"/>
               </w:rPr>
-              <w:t xml:space="preserve">b) Açık formül</w:t>
+              <w:t xml:space="preserve">b. Açık formül</w:t>
             </w:r>
           </w:p>
         </w:tc>
@@ -6592,7 +6592,7 @@
                 <w:rFonts w:ascii="Times New Roman" w:hAnsi="Times New Roman" w:cs="Times New Roman"/>
                 <w:lang w:val="tr-TR"/>
               </w:rPr>
-              <w:t xml:space="preserve">c) Basit formül</w:t>
+              <w:t xml:space="preserve">c. Basit formül</w:t>
             </w:r>
           </w:p>
         </w:tc>
@@ -6638,7 +6638,7 @@
                 <w:rFonts w:ascii="Times New Roman" w:hAnsi="Times New Roman" w:cs="Times New Roman"/>
                 <w:lang w:val="tr-TR"/>
               </w:rPr>
-              <w:t xml:space="preserve">ç) Uzay dolgu modeli</w:t>
+              <w:t xml:space="preserve">ç. Uzay dolgu modeli</w:t>
             </w:r>
           </w:p>
         </w:tc>
@@ -6684,7 +6684,7 @@
                 <w:rFonts w:ascii="Times New Roman" w:hAnsi="Times New Roman" w:cs="Times New Roman"/>
                 <w:lang w:val="tr-TR"/>
               </w:rPr>
-              <w:t xml:space="preserve">d) Çizgi-bağ formülü</w:t>
+              <w:t xml:space="preserve">d. Çizgi-bağ formülü</w:t>
             </w:r>
           </w:p>
         </w:tc>
@@ -6723,7 +6723,7 @@
                 <w:rFonts w:ascii="Times New Roman" w:hAnsi="Times New Roman" w:cs="Times New Roman"/>
                 <w:lang w:val="tr-TR"/>
               </w:rPr>
-              <w:t xml:space="preserve">e) Top-çubuk modeli</w:t>
+              <w:t xml:space="preserve">e. Top-çubuk modeli</w:t>
             </w:r>
           </w:p>
         </w:tc>
@@ -7094,7 +7094,7 @@
           <w:rFonts w:ascii="Times New Roman" w:hAnsi="Times New Roman" w:cs="Times New Roman"/>
           <w:lang w:val="tr-TR"/>
         </w:rPr>
-        <w:t xml:space="preserve">a) Benzen halkası içermeyen hidrokarbonlara ………………… hidrokarbonlar denir.</w:t>
+        <w:t xml:space="preserve">a. Benzen halkası içermeyen hidrokarbonlara ………………… hidrokarbonlar denir.</w:t>
       </w:r>
     </w:p>
     <w:p>
@@ -7111,7 +7111,7 @@
           <w:rFonts w:ascii="Times New Roman" w:hAnsi="Times New Roman" w:cs="Times New Roman"/>
           <w:lang w:val="tr-TR"/>
         </w:rPr>
-        <w:t xml:space="preserve">b) Karbon atomları arasında yalnızca tekli bağ bulunan hidrokarbonlara ………………… hidrokarbonlar denir.</w:t>
+        <w:t xml:space="preserve">b. Karbon atomları arasında yalnızca tekli bağ bulunan hidrokarbonlara ………………… hidrokarbonlar denir.</w:t>
       </w:r>
     </w:p>
     <w:p>
@@ -7128,7 +7128,7 @@
           <w:rFonts w:ascii="Times New Roman" w:hAnsi="Times New Roman" w:cs="Times New Roman"/>
           <w:lang w:val="tr-TR"/>
         </w:rPr>
-        <w:t xml:space="preserve">c) Toluen ve naftalin ………………… hidrokarbonlardır.</w:t>
+        <w:t xml:space="preserve">c. Toluen ve naftalin ………………… hidrokarbonlardır.</w:t>
       </w:r>
     </w:p>
     <w:p>
@@ -7145,7 +7145,7 @@
           <w:rFonts w:ascii="Times New Roman" w:hAnsi="Times New Roman" w:cs="Times New Roman"/>
           <w:lang w:val="tr-TR"/>
         </w:rPr>
-        <w:t xml:space="preserve">ç) Siklopenten bir ………………… örneğidir.</w:t>
+        <w:t xml:space="preserve">ç. Siklopenten bir ………………… örneğidir.</w:t>
       </w:r>
     </w:p>
     <w:p>
@@ -7162,7 +7162,7 @@
           <w:rFonts w:ascii="Times New Roman" w:hAnsi="Times New Roman" w:cs="Times New Roman"/>
           <w:lang w:val="tr-TR"/>
         </w:rPr>
-        <w:t xml:space="preserve">d) Pi bağı içeren alken ve alkinler ………………… hidrokarbonlardır.</w:t>
+        <w:t xml:space="preserve">d. Pi bağı içeren alken ve alkinler ………………… hidrokarbonlardır.</w:t>
       </w:r>
     </w:p>
     <w:p>
@@ -7180,7 +7180,7 @@
           <w:color w:val="FF0000"/>
           <w:lang w:val="tr-TR"/>
         </w:rPr>
-        <w:t xml:space="preserve">Cevap: a) alifatik  b) doymuş  c) aromatik  ç) sikloalken  d) doymamış (fazla kavram: alkin)</w:t>
+        <w:t xml:space="preserve">Cevap: a. alifatik  b. doymuş  c. aromatik  ç. sikloalken  d. doymamış (fazla kavram: alkin)</w:t>
       </w:r>
     </w:p>
     <w:p>
@@ -7293,7 +7293,7 @@
           <w:color w:val="FF0000"/>
           <w:lang w:val="tr-TR"/>
         </w:rPr>
-        <w:t xml:space="preserve">Cevap: a) 3-metilhekzan  b) 3,3-dimetilbut-1-en  c) 1,3-dimetilsiklopentan  ç) hekza-1,4-dien</w:t>
+        <w:t xml:space="preserve">Cevap: a. 3-metilhekzan  b. 3,3-dimetilbut-1-en  c. 1,3-dimetilsiklopentan  ç. hekza-1,4-dien</w:t>
       </w:r>
     </w:p>
     <w:p>
@@ -7326,7 +7326,7 @@
           <w:rFonts w:ascii="Times New Roman" w:hAnsi="Times New Roman" w:cs="Times New Roman"/>
           <w:lang w:val="tr-TR"/>
         </w:rPr>
-        <w:t xml:space="preserve">a) 3-metilbütan        b) 2-etilpentan        c) pent-4-en        ç) 2-metilbut-3-in</w:t>
+        <w:t xml:space="preserve">a. 3-metilbütan        b. 2-etilpentan        c. pent-4-en        ç. 2-metilbut-3-in</w:t>
       </w:r>
     </w:p>
     <w:p>
@@ -7412,7 +7412,7 @@
           <w:color w:val="FF0000"/>
           <w:lang w:val="tr-TR"/>
         </w:rPr>
-        <w:t xml:space="preserve">Cevap: a) Numaralandırma yan gruba yakın uçtan yapılmalıdır: 2-metilbütan.  b) En uzun zincir seçilmemiştir; etil grubu üzerinden devam eden zincir altı karbonludur: 3-metilhekzan.  c) Numaralandırma ikili bağa yakın uçtan yapılmalıdır: pent-1-en.  ç) Numaralandırma yan gruptan önce üçlü bağa göre yapılmalıdır: 3-metilbut-1-in.</w:t>
+        <w:t xml:space="preserve">Cevap: a. Numaralandırma yan gruba yakın uçtan yapılmalıdır: 2-metilbütan.  b. En uzun zincir seçilmemiştir; etil grubu üzerinden devam eden zincir altı karbonludur: 3-metilhekzan.  c. Numaralandırma ikili bağa yakın uçtan yapılmalıdır: pent-1-en.  ç. Numaralandırma yan gruptan önce üçlü bağa göre yapılmalıdır: 3-metilbut-1-in.</w:t>
       </w:r>
     </w:p>
     <w:p>
@@ -8306,7 +8306,7 @@
           <w:rFonts w:ascii="Times New Roman" w:hAnsi="Times New Roman" w:cs="Times New Roman"/>
           <w:lang w:val="tr-TR"/>
         </w:rPr>
-        <w:t xml:space="preserve">a) CH</w:t>
+        <w:t xml:space="preserve">a. CH</w:t>
       </w:r>
       <w:r>
         <w:rPr>
@@ -8353,7 +8353,7 @@
           <w:rFonts w:ascii="Times New Roman" w:hAnsi="Times New Roman" w:cs="Times New Roman"/>
           <w:lang w:val="tr-TR"/>
         </w:rPr>
-        <w:t xml:space="preserve">b) CH</w:t>
+        <w:t xml:space="preserve">b. CH</w:t>
       </w:r>
       <w:r>
         <w:rPr>
@@ -8430,7 +8430,7 @@
           <w:rFonts w:ascii="Times New Roman" w:hAnsi="Times New Roman" w:cs="Times New Roman"/>
           <w:lang w:val="tr-TR"/>
         </w:rPr>
-        <w:t xml:space="preserve">c) CH</w:t>
+        <w:t xml:space="preserve">c. CH</w:t>
       </w:r>
       <w:r>
         <w:rPr>
@@ -8477,7 +8477,7 @@
           <w:rFonts w:ascii="Times New Roman" w:hAnsi="Times New Roman" w:cs="Times New Roman"/>
           <w:lang w:val="tr-TR"/>
         </w:rPr>
-        <w:t xml:space="preserve">ç) siklohekzen + H</w:t>
+        <w:t xml:space="preserve">ç. siklohekzen + H</w:t>
       </w:r>
       <w:r>
         <w:rPr>
@@ -8561,7 +8561,7 @@
           <w:color w:val="FF0000"/>
           <w:lang w:val="tr-TR"/>
         </w:rPr>
-        <w:t xml:space="preserve">Cevap: a) CH</w:t>
+        <w:t xml:space="preserve">Cevap: a. CH</w:t>
       </w:r>
       <w:r>
         <w:rPr>
@@ -8612,7 +8612,7 @@
           <w:color w:val="FF0000"/>
           <w:lang w:val="tr-TR"/>
         </w:rPr>
-        <w:t xml:space="preserve">  b) CH</w:t>
+        <w:t xml:space="preserve">  b. CH</w:t>
       </w:r>
       <w:r>
         <w:rPr>
@@ -8663,7 +8663,7 @@
           <w:color w:val="FF0000"/>
           <w:lang w:val="tr-TR"/>
         </w:rPr>
-        <w:t xml:space="preserve">  c) CH</w:t>
+        <w:t xml:space="preserve">  c. CH</w:t>
       </w:r>
       <w:r>
         <w:rPr>
@@ -8697,7 +8697,7 @@
           <w:color w:val="FF0000"/>
           <w:lang w:val="tr-TR"/>
         </w:rPr>
-        <w:t xml:space="preserve">Br  ç) siklohekzan (altı CH</w:t>
+        <w:t xml:space="preserve">Br  ç. siklohekzan (altı CH</w:t>
       </w:r>
       <w:r>
         <w:rPr>
@@ -9286,7 +9286,7 @@
           <w:rFonts w:ascii="Times New Roman" w:hAnsi="Times New Roman" w:cs="Times New Roman"/>
           <w:lang w:val="tr-TR"/>
         </w:rPr>
-        <w:t xml:space="preserve">a) 2,2-dimetilpropan-1-ol     b) 4-metilpentanal     c) etil propanoat     ç) 1-metoksibütan     d) 3-oksobütanal</w:t>
+        <w:t xml:space="preserve">a. 2,2-dimetilpropan-1-ol     b. 4-metilpentanal     c. etil propanoat     ç. 1-metoksibütan     d. 3-oksobütanal</w:t>
       </w:r>
     </w:p>
     <w:p>
@@ -9372,7 +9372,7 @@
           <w:color w:val="FF0000"/>
           <w:lang w:val="tr-TR"/>
         </w:rPr>
-        <w:t xml:space="preserve">Cevap: a) (CH</w:t>
+        <w:t xml:space="preserve">Cevap: a. (CH</w:t>
       </w:r>
       <w:r>
         <w:rPr>
@@ -9423,7 +9423,7 @@
           <w:color w:val="FF0000"/>
           <w:lang w:val="tr-TR"/>
         </w:rPr>
-        <w:t xml:space="preserve">–OH  b) CH</w:t>
+        <w:t xml:space="preserve">–OH  b. CH</w:t>
       </w:r>
       <w:r>
         <w:rPr>
@@ -9491,7 +9491,7 @@
           <w:color w:val="FF0000"/>
           <w:lang w:val="tr-TR"/>
         </w:rPr>
-        <w:t xml:space="preserve">–CHO  c) CH</w:t>
+        <w:t xml:space="preserve">–CHO  c. CH</w:t>
       </w:r>
       <w:r>
         <w:rPr>
@@ -9559,7 +9559,7 @@
           <w:color w:val="FF0000"/>
           <w:lang w:val="tr-TR"/>
         </w:rPr>
-        <w:t xml:space="preserve">  ç) CH</w:t>
+        <w:t xml:space="preserve">  ç. CH</w:t>
       </w:r>
       <w:r>
         <w:rPr>
@@ -9644,7 +9644,7 @@
           <w:color w:val="FF0000"/>
           <w:lang w:val="tr-TR"/>
         </w:rPr>
-        <w:t xml:space="preserve">  d) CH</w:t>
+        <w:t xml:space="preserve">  d. CH</w:t>
       </w:r>
       <w:r>
         <w:rPr>
@@ -10277,16 +10277,21 @@
     <w:p>
       <w:pPr>
         <w:pStyle w:val="ListParagraph"/>
-        <w:numPr>
-          <w:ilvl w:val="0"/>
-          <w:numId w:val="51"/>
-        </w:numPr>
-        <w:jc w:val="both"/>
-        <w:rPr>
-          <w:rFonts w:ascii="Times New Roman" w:hAnsi="Times New Roman" w:cs="Times New Roman"/>
-          <w:lang w:val="tr-TR"/>
-        </w:rPr>
-      </w:pPr>
+        <w:ind w:left="1080" w:hanging="360"/>
+        <w:jc w:val="both"/>
+        <w:rPr>
+          <w:rFonts w:ascii="Times New Roman" w:hAnsi="Times New Roman" w:cs="Times New Roman"/>
+          <w:lang w:val="tr-TR"/>
+        </w:rPr>
+      </w:pPr>
+      <w:r>
+        <w:rPr>
+          <w:rFonts w:ascii="Times New Roman" w:hAnsi="Times New Roman" w:cs="Times New Roman"/>
+          <w:lang w:val="tr-TR"/>
+        </w:rPr>
+        <w:t xml:space="preserve">a.</w:t>
+        <w:tab/>
+      </w:r>
       <w:r>
         <w:rPr>
           <w:rFonts w:ascii="Times New Roman" w:hAnsi="Times New Roman" w:cs="Times New Roman"/>
@@ -10298,16 +10303,21 @@
     <w:p>
       <w:pPr>
         <w:pStyle w:val="ListParagraph"/>
-        <w:numPr>
-          <w:ilvl w:val="0"/>
-          <w:numId w:val="51"/>
-        </w:numPr>
-        <w:jc w:val="both"/>
-        <w:rPr>
-          <w:rFonts w:ascii="Times New Roman" w:hAnsi="Times New Roman" w:cs="Times New Roman"/>
-          <w:lang w:val="tr-TR"/>
-        </w:rPr>
-      </w:pPr>
+        <w:ind w:left="1080" w:hanging="360"/>
+        <w:jc w:val="both"/>
+        <w:rPr>
+          <w:rFonts w:ascii="Times New Roman" w:hAnsi="Times New Roman" w:cs="Times New Roman"/>
+          <w:lang w:val="tr-TR"/>
+        </w:rPr>
+      </w:pPr>
+      <w:r>
+        <w:rPr>
+          <w:rFonts w:ascii="Times New Roman" w:hAnsi="Times New Roman" w:cs="Times New Roman"/>
+          <w:lang w:val="tr-TR"/>
+        </w:rPr>
+        <w:t xml:space="preserve">b.</w:t>
+        <w:tab/>
+      </w:r>
       <w:r>
         <w:rPr>
           <w:rFonts w:ascii="Times New Roman" w:hAnsi="Times New Roman" w:cs="Times New Roman"/>
@@ -10319,16 +10329,21 @@
     <w:p>
       <w:pPr>
         <w:pStyle w:val="ListParagraph"/>
-        <w:numPr>
-          <w:ilvl w:val="0"/>
-          <w:numId w:val="51"/>
-        </w:numPr>
-        <w:jc w:val="both"/>
-        <w:rPr>
-          <w:rFonts w:ascii="Times New Roman" w:hAnsi="Times New Roman" w:cs="Times New Roman"/>
-          <w:lang w:val="tr-TR"/>
-        </w:rPr>
-      </w:pPr>
+        <w:ind w:left="1080" w:hanging="360"/>
+        <w:jc w:val="both"/>
+        <w:rPr>
+          <w:rFonts w:ascii="Times New Roman" w:hAnsi="Times New Roman" w:cs="Times New Roman"/>
+          <w:lang w:val="tr-TR"/>
+        </w:rPr>
+      </w:pPr>
+      <w:r>
+        <w:rPr>
+          <w:rFonts w:ascii="Times New Roman" w:hAnsi="Times New Roman" w:cs="Times New Roman"/>
+          <w:lang w:val="tr-TR"/>
+        </w:rPr>
+        <w:t xml:space="preserve">c.</w:t>
+        <w:tab/>
+      </w:r>
       <w:r>
         <w:rPr>
           <w:rFonts w:ascii="Times New Roman" w:hAnsi="Times New Roman" w:cs="Times New Roman"/>
@@ -10420,7 +10435,7 @@
           <w:color w:val="FF0000"/>
           <w:lang w:val="tr-TR"/>
         </w:rPr>
-        <w:t xml:space="preserve">Cevap: a) (2) ve (4) aynı bileşiktir; ikisinde de karbonil karbonu bir CH</w:t>
+        <w:t xml:space="preserve">Cevap: a. (2) ve (4) aynı bileşiktir; ikisinde de karbonil karbonu bir CH</w:t>
       </w:r>
       <w:r>
         <w:rPr>
@@ -10454,7 +10469,7 @@
           <w:color w:val="FF0000"/>
           <w:lang w:val="tr-TR"/>
         </w:rPr>
-        <w:t xml:space="preserve"> grubuna bağlıdır, formül yalnızca ters yönden yazılmıştır.  b) (1) propanoik asit, (2) ve (4) metil etanoat, (3) etil metanoat. Propanoik asit ile her iki ester fonksiyonel grup izomeridir; iki ester ise aynı fonksiyonel gruba sahip olduğu için fonksiyonel grup izomeri değildir.  c) Propanoik asit; molekülleri arasında hidrojen bağı oluşur.</w:t>
+        <w:t xml:space="preserve"> grubuna bağlıdır, formül yalnızca ters yönden yazılmıştır.  b. (1) propanoik asit, (2) ve (4) metil etanoat, (3) etil metanoat. Propanoik asit ile her iki ester fonksiyonel grup izomeridir; iki ester ise aynı fonksiyonel gruba sahip olduğu için fonksiyonel grup izomeri değildir.  c. Propanoik asit; molekülleri arasında hidrojen bağı oluşur.</w:t>
       </w:r>
     </w:p>
     <w:p>
@@ -11178,7 +11193,7 @@
                 <w:rFonts w:ascii="Times New Roman" w:hAnsi="Times New Roman" w:cs="Times New Roman"/>
                 <w:lang w:val="tr-TR"/>
               </w:rPr>
-              <w:t xml:space="preserve">a) Oksijenin yetersiz olduğu ortamda oluşan karbon monoksit</w:t>
+              <w:t xml:space="preserve">a. Oksijenin yetersiz olduğu ortamda oluşan karbon monoksit</w:t>
             </w:r>
           </w:p>
         </w:tc>
@@ -11224,7 +11239,7 @@
                 <w:rFonts w:ascii="Times New Roman" w:hAnsi="Times New Roman" w:cs="Times New Roman"/>
                 <w:lang w:val="tr-TR"/>
               </w:rPr>
-              <w:t xml:space="preserve">b) Fosil yakıtların yanmasıyla atmosfere verilen karbon dioksit</w:t>
+              <w:t xml:space="preserve">b. Fosil yakıtların yanmasıyla atmosfere verilen karbon dioksit</w:t>
             </w:r>
           </w:p>
         </w:tc>
@@ -11270,7 +11285,7 @@
                 <w:rFonts w:ascii="Times New Roman" w:hAnsi="Times New Roman" w:cs="Times New Roman"/>
                 <w:lang w:val="tr-TR"/>
               </w:rPr>
-              <w:t xml:space="preserve">c) Kükürtlü yakıtların yanmasıyla oluşan SO</w:t>
+              <w:t xml:space="preserve">c. Kükürtlü yakıtların yanmasıyla oluşan SO</w:t>
             </w:r>
             <w:r>
               <w:rPr>
@@ -11339,7 +11354,7 @@
                 <w:rFonts w:ascii="Times New Roman" w:hAnsi="Times New Roman" w:cs="Times New Roman"/>
                 <w:lang w:val="tr-TR"/>
               </w:rPr>
-              <w:t xml:space="preserve">ç) Kömür ve sıvı yakıtların yanmasıyla oluşan is ve kül tanecikleri</w:t>
+              <w:t xml:space="preserve">ç. Kömür ve sıvı yakıtların yanmasıyla oluşan is ve kül tanecikleri</w:t>
             </w:r>
           </w:p>
         </w:tc>
@@ -11378,7 +11393,7 @@
                 <w:rFonts w:ascii="Times New Roman" w:hAnsi="Times New Roman" w:cs="Times New Roman"/>
                 <w:lang w:val="tr-TR"/>
               </w:rPr>
-              <w:t xml:space="preserve">d) Yakıtlardaki kükürdün rafineride giderilmesi</w:t>
+              <w:t xml:space="preserve">d. Yakıtlardaki kükürdün rafineride giderilmesi</w:t>
             </w:r>
           </w:p>
         </w:tc>

--- a/sorular/Kim12_tema-2-unite-sonu-sorulari.docx
+++ b/sorular/Kim12_tema-2-unite-sonu-sorulari.docx
@@ -110,85 +110,59 @@
         <w:t xml:space="preserve">Elif, yaz tatilinde Ankara’daki bir sanayi bölgesinde metal kesme ve kaynak işleri yapan bir atölyede staj yapmaktadır. Atölyede metaller, etin (asetilen) gazının saf oksijenle yakıldığı ve 3000 °C’nin üzerinde sıcaklığa ulaşan oksi-asetilen alevi ile kesilmektedir. Usta, Elif’e asetilen tüplerinin içinin gözenekli bir dolgu maddesiyle dolu olduğunu, etinin bu dolguya emdirilmiş aseton içinde çözünmüş hâlde güvenle saklandığını anlatır. Ayrıca oksijen vanası yeterince açılmadığında alevin sarı renkli ve çok isli olduğunu gösterir.</w:t>
       </w:r>
     </w:p>
-    <w:tbl>
-      <w:tblPr>
-        <w:tblW w:w="9000" w:type="dxa"/>
+    <w:p>
+      <w:pPr>
         <w:jc w:val="center"/>
-        <w:tblBorders>
-          <w:top w:val="single" w:sz="8" w:space="0" w:color="7F7F7F"/>
-          <w:left w:val="single" w:sz="8" w:space="0" w:color="7F7F7F"/>
-          <w:bottom w:val="single" w:sz="8" w:space="0" w:color="7F7F7F"/>
-          <w:right w:val="single" w:sz="8" w:space="0" w:color="7F7F7F"/>
-        </w:tblBorders>
-      </w:tblPr>
-      <w:tblGrid>
-        <w:gridCol w:w="9000"/>
-      </w:tblGrid>
-      <w:tr>
-        <w:tc>
-          <w:tcPr>
-            <w:tcW w:w="9000" w:type="dxa"/>
-            <w:shd w:val="clear" w:color="auto" w:fill="EDEDED"/>
-          </w:tcPr>
-          <w:p>
-            <w:pPr>
-              <w:jc w:val="both"/>
-              <w:rPr>
-                <w:rFonts w:ascii="Times New Roman" w:hAnsi="Times New Roman" w:cs="Times New Roman"/>
-                <w:lang w:val="tr-TR"/>
-              </w:rPr>
-            </w:pPr>
-            <w:r>
-              <w:rPr>
-                <w:rFonts w:ascii="Times New Roman" w:hAnsi="Times New Roman" w:cs="Times New Roman"/>
-                <w:lang w:val="tr-TR"/>
-              </w:rPr>
-              <w:t xml:space="preserve">GÖRSEL ALANI (Shutterstock)</w:t>
-            </w:r>
-          </w:p>
-          <w:p>
-            <w:pPr>
-              <w:jc w:val="both"/>
-              <w:rPr>
-                <w:rFonts w:ascii="Times New Roman" w:hAnsi="Times New Roman" w:cs="Times New Roman"/>
-                <w:lang w:val="tr-TR"/>
-              </w:rPr>
-            </w:pPr>
-            <w:r>
-              <w:rPr>
-                <w:rFonts w:ascii="Times New Roman" w:hAnsi="Times New Roman" w:cs="Times New Roman"/>
-                <w:lang w:val="tr-TR"/>
-              </w:rPr>
-              <w:t xml:space="preserve">Tarif: Koruyucu maske ve eldivenli bir ustanın oksi-asetilen şalomasıyla çelik levha kesmesi; kıvılcımlar ve arka planda kırmızı (asetilen) ve mavi (oksijen) tüpler (marka/logo görünmesin).</w:t>
-            </w:r>
-          </w:p>
-          <w:p>
-            <w:pPr>
-              <w:jc w:val="both"/>
-              <w:rPr>
-                <w:rFonts w:ascii="Times New Roman" w:hAnsi="Times New Roman" w:cs="Times New Roman"/>
-                <w:lang w:val="tr-TR"/>
-              </w:rPr>
-            </w:pPr>
-            <w:r>
-              <w:rPr>
-                <w:rFonts w:ascii="Times New Roman" w:hAnsi="Times New Roman" w:cs="Times New Roman"/>
-                <w:lang w:val="tr-TR"/>
-              </w:rPr>
-              <w:t xml:space="preserve">Shutter ID: 2376690545 (fotoğraf) — Welder using an oxy-acetylene cutting torch</w:t>
-            </w:r>
-          </w:p>
-        </w:tc>
-      </w:tr>
-    </w:tbl>
-    <w:p>
-      <w:pPr>
-        <w:jc w:val="both"/>
-        <w:rPr>
-          <w:rFonts w:ascii="Times New Roman" w:hAnsi="Times New Roman" w:cs="Times New Roman"/>
-          <w:lang w:val="tr-TR"/>
-        </w:rPr>
-      </w:pPr>
+      </w:pPr>
+      <w:r>
+        <w:drawing>
+          <wp:inline xmlns:a="http://schemas.openxmlformats.org/drawingml/2006/main" xmlns:pic="http://schemas.openxmlformats.org/drawingml/2006/picture">
+            <wp:extent cx="3402340" cy="2520000"/>
+            <wp:docPr id="900006" name="Picture 900006"/>
+            <wp:cNvGraphicFramePr>
+              <a:graphicFrameLocks noChangeAspect="1"/>
+            </wp:cNvGraphicFramePr>
+            <a:graphic>
+              <a:graphicData uri="http://schemas.openxmlformats.org/drawingml/2006/picture">
+                <pic:pic>
+                  <pic:nvPicPr>
+                    <pic:cNvPr id="0" name="2376690545_d.jpg"/>
+                    <pic:cNvPicPr/>
+                  </pic:nvPicPr>
+                  <pic:blipFill>
+                    <a:blip r:embed="rId11"/>
+                    <a:stretch>
+                      <a:fillRect/>
+                    </a:stretch>
+                  </pic:blipFill>
+                  <pic:spPr>
+                    <a:xfrm>
+                      <a:off x="0" y="0"/>
+                      <a:ext cx="3402340" cy="2520000"/>
+                    </a:xfrm>
+                    <a:prstGeom prst="rect"/>
+                  </pic:spPr>
+                </pic:pic>
+              </a:graphicData>
+            </a:graphic>
+          </wp:inline>
+        </w:drawing>
+      </w:r>
+    </w:p>
+    <w:p>
+      <w:pPr>
+        <w:jc w:val="center"/>
+      </w:pPr>
+      <w:r>
+        <w:rPr>
+          <w:rFonts w:ascii="Times New Roman" w:hAnsi="Times New Roman" w:cs="Times New Roman"/>
+          <w:b/>
+          <w:bCs/>
+          <w:highlight w:val="yellow"/>
+          <w:lang w:val="tr-TR"/>
+        </w:rPr>
+        <w:t xml:space="preserve">Shutter id: 2376690545</w:t>
+      </w:r>
     </w:p>
     <w:p>
       <w:pPr>

--- a/sorular/Kim12_tema-2-unite-sonu-sorulari.docx
+++ b/sorular/Kim12_tema-2-unite-sonu-sorulari.docx
@@ -5040,33 +5040,6 @@
           <w:lang w:val="tr-TR"/>
         </w:rPr>
         <w:t xml:space="preserve">Grafik: Her alkolden 0,50 g yakıldığında 100,0 g suyun sıcaklık artışı</w:t>
-      </w:r>
-    </w:p>
-    <w:p>
-      <w:pPr>
-        <w:jc w:val="both"/>
-        <w:rPr>
-          <w:rFonts w:ascii="Times New Roman" w:hAnsi="Times New Roman" w:cs="Times New Roman"/>
-          <w:lang w:val="tr-TR"/>
-        </w:rPr>
-      </w:pPr>
-      <w:r>
-        <w:rPr>
-          <w:rFonts w:ascii="Times New Roman" w:hAnsi="Times New Roman" w:cs="Times New Roman"/>
-          <w:b/>
-          <w:bCs/>
-          <w:highlight w:val="yellow"/>
-          <w:lang w:val="tr-TR"/>
-        </w:rPr>
-        <w:t xml:space="preserve">NOT: </w:t>
-      </w:r>
-      <w:r>
-        <w:rPr>
-          <w:rFonts w:ascii="Times New Roman" w:hAnsi="Times New Roman" w:cs="Times New Roman"/>
-          <w:highlight w:val="yellow"/>
-          <w:lang w:val="tr-TR"/>
-        </w:rPr>
-        <w:t xml:space="preserve">Grafikteki veriler öğretim amaçlı olarak düzenlenmiştir.</w:t>
       </w:r>
     </w:p>
     <w:p>
